--- a/data_paper_and_repo_publication/guidelines/template_manuscript_data_paper_2.0.docx
+++ b/data_paper_and_repo_publication/guidelines/template_manuscript_data_paper_2.0.docx
@@ -1,6 +1,6 @@
 
 <file path=word/document.xml><?xml version="1.0" encoding="utf-8"?>
-<w:document xmlns:wpc="http://schemas.microsoft.com/office/word/2010/wordprocessingCanvas" xmlns:cx="http://schemas.microsoft.com/office/drawing/2014/chartex" xmlns:cx1="http://schemas.microsoft.com/office/drawing/2015/9/8/chartex" xmlns:cx2="http://schemas.microsoft.com/office/drawing/2015/10/21/chartex" xmlns:cx3="http://schemas.microsoft.com/office/drawing/2016/5/9/chartex" xmlns:cx4="http://schemas.microsoft.com/office/drawing/2016/5/10/chartex" xmlns:cx5="http://schemas.microsoft.com/office/drawing/2016/5/11/chartex" xmlns:cx6="http://schemas.microsoft.com/office/drawing/2016/5/12/chartex" xmlns:cx7="http://schemas.microsoft.com/office/drawing/2016/5/13/chartex" xmlns:cx8="http://schemas.microsoft.com/office/drawing/2016/5/14/chartex" xmlns:mc="http://schemas.openxmlformats.org/markup-compatibility/2006" xmlns:aink="http://schemas.microsoft.com/office/drawing/2016/ink" xmlns:am3d="http://schemas.microsoft.com/office/drawing/2017/model3d" xmlns:o="urn:schemas-microsoft-com:office:office" xmlns:oel="http://schemas.microsoft.com/office/2019/extlst" xmlns:r="http://schemas.openxmlformats.org/officeDocument/2006/relationships" xmlns:m="http://schemas.openxmlformats.org/officeDocument/2006/math" xmlns:v="urn:schemas-microsoft-com:vml" xmlns:wp14="http://schemas.microsoft.com/office/word/2010/wordprocessingDrawing" xmlns:wp="http://schemas.openxmlformats.org/drawingml/2006/wordprocessingDrawing" xmlns:w10="urn:schemas-microsoft-com:office:word" xmlns:w="http://schemas.openxmlformats.org/wordprocessingml/2006/main" xmlns:w14="http://schemas.microsoft.com/office/word/2010/wordml" xmlns:w15="http://schemas.microsoft.com/office/word/2012/wordml" xmlns:w16cex="http://schemas.microsoft.com/office/word/2018/wordml/cex" xmlns:w16cid="http://schemas.microsoft.com/office/word/2016/wordml/cid" xmlns:w16="http://schemas.microsoft.com/office/word/2018/wordml" xmlns:w16du="http://schemas.microsoft.com/office/word/2023/wordml/word16du" xmlns:w16sdtdh="http://schemas.microsoft.com/office/word/2020/wordml/sdtdatahash" xmlns:w16sdtfl="http://schemas.microsoft.com/office/word/2024/wordml/sdtformatlock" xmlns:w16se="http://schemas.microsoft.com/office/word/2015/wordml/symex" xmlns:wpg="http://schemas.microsoft.com/office/word/2010/wordprocessingGroup" xmlns:wpi="http://schemas.microsoft.com/office/word/2010/wordprocessingInk" xmlns:wne="http://schemas.microsoft.com/office/word/2006/wordml" xmlns:wps="http://schemas.microsoft.com/office/word/2010/wordprocessingShape" mc:Ignorable="w14 w15 w16se w16cid w16 w16cex w16sdtdh w16sdtfl w16du wp14">
+<w:document xmlns:wpc="http://schemas.microsoft.com/office/word/2010/wordprocessingCanvas" xmlns:cx="http://schemas.microsoft.com/office/drawing/2014/chartex" xmlns:cx1="http://schemas.microsoft.com/office/drawing/2015/9/8/chartex" xmlns:cx2="http://schemas.microsoft.com/office/drawing/2015/10/21/chartex" xmlns:cx3="http://schemas.microsoft.com/office/drawing/2016/5/9/chartex" xmlns:cx4="http://schemas.microsoft.com/office/drawing/2016/5/10/chartex" xmlns:cx5="http://schemas.microsoft.com/office/drawing/2016/5/11/chartex" xmlns:cx6="http://schemas.microsoft.com/office/drawing/2016/5/12/chartex" xmlns:cx7="http://schemas.microsoft.com/office/drawing/2016/5/13/chartex" xmlns:cx8="http://schemas.microsoft.com/office/drawing/2016/5/14/chartex" xmlns:mc="http://schemas.openxmlformats.org/markup-compatibility/2006" xmlns:m="http://schemas.openxmlformats.org/officeDocument/2006/math" xmlns:aink="http://schemas.microsoft.com/office/drawing/2016/ink" xmlns:am3d="http://schemas.microsoft.com/office/drawing/2017/model3d" xmlns:oel="http://schemas.microsoft.com/office/2019/extlst" xmlns:r="http://schemas.openxmlformats.org/officeDocument/2006/relationships" xmlns:wp14="http://schemas.microsoft.com/office/word/2010/wordprocessingDrawing" xmlns:wp="http://schemas.openxmlformats.org/drawingml/2006/wordprocessingDrawing" xmlns:wpg="http://schemas.microsoft.com/office/word/2010/wordprocessingGroup" xmlns:wpi="http://schemas.microsoft.com/office/word/2010/wordprocessingInk" xmlns:wps="http://schemas.microsoft.com/office/word/2010/wordprocessingShape" xmlns:o="urn:schemas-microsoft-com:office:office" xmlns:v="urn:schemas-microsoft-com:vml" xmlns:w10="urn:schemas-microsoft-com:office:word" xmlns:w="http://schemas.openxmlformats.org/wordprocessingml/2006/main" xmlns:w14="http://schemas.microsoft.com/office/word/2010/wordml" xmlns:w15="http://schemas.microsoft.com/office/word/2012/wordml" xmlns:w16cex="http://schemas.microsoft.com/office/word/2018/wordml/cex" xmlns:w16cid="http://schemas.microsoft.com/office/word/2016/wordml/cid" xmlns:w16="http://schemas.microsoft.com/office/word/2018/wordml" xmlns:w16sdtdh="http://schemas.microsoft.com/office/word/2020/wordml/sdtdatahash" xmlns:w16sdtfl="http://schemas.microsoft.com/office/word/2024/wordml/sdtformatlock" xmlns:w16se="http://schemas.microsoft.com/office/word/2015/wordml/symex" xmlns:w16du="http://schemas.microsoft.com/office/word/2023/wordml/word16du" xmlns:wne="http://schemas.microsoft.com/office/word/2006/wordml" mc:Ignorable="w14 w15 w16se w16cid w16 w16cex w16sdtdh w16sdtfl w16du wp14">
   <w:body>
     <w:p>
       <w:pPr>
@@ -756,37 +756,12 @@
           <w:lang w:val="en-US"/>
         </w:rPr>
       </w:pPr>
-      <w:proofErr w:type="gramStart"/>
-      <w:r>
-        <w:rPr>
-          <w:highlight w:val="white"/>
-          <w:lang w:val="en-US"/>
-        </w:rPr>
-        <w:t>what</w:t>
-      </w:r>
-      <w:proofErr w:type="gramEnd"/>
-      <w:r>
-        <w:rPr>
-          <w:highlight w:val="white"/>
-          <w:lang w:val="en-US"/>
-        </w:rPr>
-        <w:t xml:space="preserve"> gaps do the data fill, which ecologists are going to care </w:t>
-      </w:r>
-      <w:proofErr w:type="gramStart"/>
-      <w:r>
-        <w:rPr>
-          <w:highlight w:val="white"/>
-          <w:lang w:val="en-US"/>
-        </w:rPr>
-        <w:t>about it</w:t>
-      </w:r>
-      <w:proofErr w:type="gramEnd"/>
-      <w:r>
-        <w:rPr>
-          <w:highlight w:val="white"/>
-          <w:lang w:val="en-US"/>
-        </w:rPr>
-        <w:t xml:space="preserve"> </w:t>
+      <w:r>
+        <w:rPr>
+          <w:highlight w:val="white"/>
+          <w:lang w:val="en-US"/>
+        </w:rPr>
+        <w:t xml:space="preserve">what gaps do the data fill, which ecologists are going to care about it </w:t>
       </w:r>
       <w:r>
         <w:rPr>
@@ -1144,21 +1119,7 @@
         <w:rPr>
           <w:highlight w:val="white"/>
         </w:rPr>
-        <w:t xml:space="preserve">information about </w:t>
-      </w:r>
-      <w:proofErr w:type="gramStart"/>
-      <w:r>
-        <w:rPr>
-          <w:highlight w:val="white"/>
-        </w:rPr>
-        <w:t>the experimental</w:t>
-      </w:r>
-      <w:proofErr w:type="gramEnd"/>
-      <w:r>
-        <w:rPr>
-          <w:highlight w:val="white"/>
-        </w:rPr>
-        <w:t xml:space="preserve"> design</w:t>
+        <w:t>information about the experimental design</w:t>
       </w:r>
     </w:p>
     <w:p>
@@ -1407,6 +1368,762 @@
         <w:t>References</w:t>
       </w:r>
     </w:p>
+    <w:p/>
+    <w:p/>
+    <w:p>
+      <w:pPr>
+        <w:pStyle w:val="FirstParagraph"/>
+      </w:pPr>
+      <w:r>
+        <w:t>Anderson-Teixeira, K. J., S. J. Davies, A. C. Bennett, E. B. Gonzalez-Akre, H. C. Muller-Landau, S. J. Wright, K. Abu Salim, et al. 2015. “CTFS-</w:t>
+      </w:r>
+      <w:proofErr w:type="spellStart"/>
+      <w:r>
+        <w:t>ForestGEO</w:t>
+      </w:r>
+      <w:proofErr w:type="spellEnd"/>
+      <w:r>
+        <w:t xml:space="preserve">: A Worldwide Network Monitoring Forests in an Era of Global Change.” </w:t>
+      </w:r>
+      <w:r>
+        <w:rPr>
+          <w:i/>
+          <w:iCs/>
+        </w:rPr>
+        <w:t>Global Change Biology</w:t>
+      </w:r>
+      <w:r>
+        <w:t xml:space="preserve"> 21: 528–549. </w:t>
+      </w:r>
+      <w:hyperlink r:id="rId9">
+        <w:r>
+          <w:rPr>
+            <w:rStyle w:val="Hyperlink"/>
+          </w:rPr>
+          <w:t>https://doi.org/10.1111/gcb.12712</w:t>
+        </w:r>
+      </w:hyperlink>
+    </w:p>
+    <w:p>
+      <w:pPr>
+        <w:pStyle w:val="BodyText"/>
+      </w:pPr>
+      <w:r>
+        <w:t xml:space="preserve">Chave, J., R. Condit, S. Lao, J. P. Caspersen, R. B. Foster, and S. P. Hubbell. 2003. “Spatial and Temporal Variation of Biomass in a Tropical Forest: Results from a Large Census Plot in Panama.” </w:t>
+      </w:r>
+      <w:r>
+        <w:rPr>
+          <w:i/>
+          <w:iCs/>
+        </w:rPr>
+        <w:t>Journal of Ecology</w:t>
+      </w:r>
+      <w:r>
+        <w:t xml:space="preserve"> 91: 240–252. </w:t>
+      </w:r>
+      <w:hyperlink r:id="rId10">
+        <w:r>
+          <w:rPr>
+            <w:rStyle w:val="Hyperlink"/>
+          </w:rPr>
+          <w:t>https://doi.org/10.1046/j.1365-2745.2003.00757.x</w:t>
+        </w:r>
+      </w:hyperlink>
+    </w:p>
+    <w:p>
+      <w:pPr>
+        <w:pStyle w:val="BodyText"/>
+      </w:pPr>
+      <w:proofErr w:type="spellStart"/>
+      <w:r>
+        <w:t>Comita</w:t>
+      </w:r>
+      <w:proofErr w:type="spellEnd"/>
+      <w:r>
+        <w:t xml:space="preserve">, L. S., H. C. Muller-Landau, S. Aguilar, and S. P. Hubbell. 2010. “Asymmetric Density Dependence Shapes Species Abundances in a Tropical Tree Community.” </w:t>
+      </w:r>
+      <w:r>
+        <w:rPr>
+          <w:i/>
+          <w:iCs/>
+        </w:rPr>
+        <w:t>Science</w:t>
+      </w:r>
+      <w:r>
+        <w:t xml:space="preserve"> 329: 330–332. </w:t>
+      </w:r>
+      <w:hyperlink r:id="rId11">
+        <w:r>
+          <w:rPr>
+            <w:rStyle w:val="Hyperlink"/>
+          </w:rPr>
+          <w:t>https://doi.org/10.1126/science.1190772</w:t>
+        </w:r>
+      </w:hyperlink>
+    </w:p>
+    <w:p>
+      <w:pPr>
+        <w:pStyle w:val="BodyText"/>
+      </w:pPr>
+      <w:r>
+        <w:t xml:space="preserve">Condit, R. 1998. </w:t>
+      </w:r>
+      <w:r>
+        <w:rPr>
+          <w:i/>
+          <w:iCs/>
+        </w:rPr>
+        <w:t>Tropical Forest Census Plots: Methods and Results from Barro Colorado Island, Panama and a Comparison with Other Plots</w:t>
+      </w:r>
+      <w:r>
+        <w:t xml:space="preserve">. Berlin: Springer-Verlag, and Georgetown, Texas: R. G. Landes Company. </w:t>
+      </w:r>
+      <w:hyperlink r:id="rId12">
+        <w:r>
+          <w:rPr>
+            <w:rStyle w:val="Hyperlink"/>
+          </w:rPr>
+          <w:t>https://doi.org/10.1007/978-3-662-03664-8</w:t>
+        </w:r>
+      </w:hyperlink>
+    </w:p>
+    <w:p>
+      <w:pPr>
+        <w:pStyle w:val="BodyText"/>
+      </w:pPr>
+      <w:r>
+        <w:t xml:space="preserve">Condit, R., R. A. Chisholm, and S. P. Hubbell. 2012. “Thirty Years of Forest Census at Barro Colorado and the Importance of Immigration in Maintaining Diversity.” </w:t>
+      </w:r>
+      <w:proofErr w:type="spellStart"/>
+      <w:r>
+        <w:rPr>
+          <w:i/>
+          <w:iCs/>
+        </w:rPr>
+        <w:t>PLoS</w:t>
+      </w:r>
+      <w:proofErr w:type="spellEnd"/>
+      <w:r>
+        <w:rPr>
+          <w:i/>
+          <w:iCs/>
+        </w:rPr>
+        <w:t xml:space="preserve"> ONE</w:t>
+      </w:r>
+      <w:r>
+        <w:t xml:space="preserve"> 7: e49826. </w:t>
+      </w:r>
+      <w:hyperlink r:id="rId13">
+        <w:r>
+          <w:rPr>
+            <w:rStyle w:val="Hyperlink"/>
+          </w:rPr>
+          <w:t>https://doi.org/10.1371/journal.pone.0049826</w:t>
+        </w:r>
+      </w:hyperlink>
+    </w:p>
+    <w:p>
+      <w:pPr>
+        <w:pStyle w:val="BodyText"/>
+      </w:pPr>
+      <w:r>
+        <w:t xml:space="preserve">Condit, R., S. Lao, A. Singh, S. </w:t>
+      </w:r>
+      <w:proofErr w:type="spellStart"/>
+      <w:r>
+        <w:t>Esufali</w:t>
+      </w:r>
+      <w:proofErr w:type="spellEnd"/>
+      <w:r>
+        <w:t xml:space="preserve">, and S. </w:t>
+      </w:r>
+      <w:proofErr w:type="spellStart"/>
+      <w:r>
+        <w:t>Dolins</w:t>
+      </w:r>
+      <w:proofErr w:type="spellEnd"/>
+      <w:r>
+        <w:t xml:space="preserve">. 2014. “Data and Database Standards for Permanent Forest Plots in a Global Network.” </w:t>
+      </w:r>
+      <w:r>
+        <w:rPr>
+          <w:i/>
+          <w:iCs/>
+        </w:rPr>
+        <w:t>Forest Ecology and Management</w:t>
+      </w:r>
+      <w:r>
+        <w:t xml:space="preserve"> 316: 21–31. </w:t>
+      </w:r>
+      <w:hyperlink r:id="rId14">
+        <w:r>
+          <w:rPr>
+            <w:rStyle w:val="Hyperlink"/>
+          </w:rPr>
+          <w:t>https://doi.org/10.1016/j.foreco.2013.09.011</w:t>
+        </w:r>
+      </w:hyperlink>
+    </w:p>
+    <w:p>
+      <w:pPr>
+        <w:pStyle w:val="BodyText"/>
+      </w:pPr>
+      <w:r>
+        <w:t xml:space="preserve">Condit, R., R. Pérez, S. Lao, S. Aguilar, and S. P. Hubbell. 2017. “Demographic Trends and Climate over 35 Years in the Barro Colorado 50 Ha Plot.” </w:t>
+      </w:r>
+      <w:r>
+        <w:rPr>
+          <w:i/>
+          <w:iCs/>
+        </w:rPr>
+        <w:t>Forest Ecosystems</w:t>
+      </w:r>
+      <w:r>
+        <w:t xml:space="preserve"> 4: 17. </w:t>
+      </w:r>
+      <w:hyperlink r:id="rId15">
+        <w:r>
+          <w:rPr>
+            <w:rStyle w:val="Hyperlink"/>
+          </w:rPr>
+          <w:t>https://doi.org/10.1186/s40663-017-0103-1</w:t>
+        </w:r>
+      </w:hyperlink>
+    </w:p>
+    <w:p>
+      <w:pPr>
+        <w:pStyle w:val="BodyText"/>
+      </w:pPr>
+      <w:r>
+        <w:t xml:space="preserve">Condit, R., R. Pérez, S. Aguilar, S. Lao, R. Foster, and S. P. Hubbell. 2019a. “Complete Data from the Barro Colorado 50-Ha Plot: 423617 Trees, 35 Years.” Dryad, dataset. </w:t>
+      </w:r>
+      <w:hyperlink r:id="rId16">
+        <w:r>
+          <w:rPr>
+            <w:rStyle w:val="Hyperlink"/>
+          </w:rPr>
+          <w:t>https://doi.org/10.15146/5xcp-0d46</w:t>
+        </w:r>
+      </w:hyperlink>
+    </w:p>
+    <w:p>
+      <w:pPr>
+        <w:pStyle w:val="BodyText"/>
+      </w:pPr>
+      <w:r>
+        <w:t xml:space="preserve">Condit, R., R. Pérez, S. Aguilar, S. Lao, R. Foster, and S. P. Hubbell. 2019b. “BCI 50-Ha Plot Taxonomy.” Dryad, dataset. </w:t>
+      </w:r>
+      <w:hyperlink r:id="rId17">
+        <w:r>
+          <w:rPr>
+            <w:rStyle w:val="Hyperlink"/>
+          </w:rPr>
+          <w:t>https://doi.org/10.15146/R3FH61</w:t>
+        </w:r>
+      </w:hyperlink>
+    </w:p>
+    <w:p>
+      <w:pPr>
+        <w:pStyle w:val="BodyText"/>
+      </w:pPr>
+      <w:r>
+        <w:t xml:space="preserve">Cushman, K. C., H. C. Muller-Landau, R. S. Condit, and S. P. Hubbell. 2014. “Improving Estimates of Biomass Change in Buttressed Trees Using Tree Taper Models.” </w:t>
+      </w:r>
+      <w:r>
+        <w:rPr>
+          <w:i/>
+          <w:iCs/>
+        </w:rPr>
+        <w:t>Methods in Ecology and Evolution</w:t>
+      </w:r>
+      <w:r>
+        <w:t xml:space="preserve"> 5: 573–582. </w:t>
+      </w:r>
+      <w:hyperlink r:id="rId18">
+        <w:r>
+          <w:rPr>
+            <w:rStyle w:val="Hyperlink"/>
+          </w:rPr>
+          <w:t>https://doi.org/10.1111/2041-210X.12187</w:t>
+        </w:r>
+      </w:hyperlink>
+    </w:p>
+    <w:p>
+      <w:pPr>
+        <w:pStyle w:val="BodyText"/>
+      </w:pPr>
+      <w:r>
+        <w:t xml:space="preserve">Davies, S. J., I. </w:t>
+      </w:r>
+      <w:proofErr w:type="spellStart"/>
+      <w:r>
+        <w:t>Abiem</w:t>
+      </w:r>
+      <w:proofErr w:type="spellEnd"/>
+      <w:r>
+        <w:t>, K. Abu Salim, S. Aguilar, D. Allen, A. Alonso, K. Anderson-Teixeira, et al. 2021. “</w:t>
+      </w:r>
+      <w:proofErr w:type="spellStart"/>
+      <w:r>
+        <w:t>ForestGEO</w:t>
+      </w:r>
+      <w:proofErr w:type="spellEnd"/>
+      <w:r>
+        <w:t xml:space="preserve">: Understanding Forest Diversity and Dynamics through a Global Observatory Network.” </w:t>
+      </w:r>
+      <w:r>
+        <w:rPr>
+          <w:i/>
+          <w:iCs/>
+        </w:rPr>
+        <w:t>Biological Conservation</w:t>
+      </w:r>
+      <w:r>
+        <w:t xml:space="preserve"> 253: 108907. </w:t>
+      </w:r>
+      <w:hyperlink r:id="rId19">
+        <w:r>
+          <w:rPr>
+            <w:rStyle w:val="Hyperlink"/>
+          </w:rPr>
+          <w:t>https://doi.org/10.1016/j.biocon.2020.108907</w:t>
+        </w:r>
+      </w:hyperlink>
+    </w:p>
+    <w:p>
+      <w:pPr>
+        <w:pStyle w:val="BodyText"/>
+      </w:pPr>
+      <w:r>
+        <w:t xml:space="preserve">Feeley, K. J., S. J. Davies, R. Pérez, S. P. Hubbell, and R. B. Foster. 2011. “Directional Changes in the Species Composition of a Tropical Forest.” </w:t>
+      </w:r>
+      <w:r>
+        <w:rPr>
+          <w:i/>
+          <w:iCs/>
+        </w:rPr>
+        <w:t>Ecology</w:t>
+      </w:r>
+      <w:r>
+        <w:t xml:space="preserve"> 92: 871–882. </w:t>
+      </w:r>
+      <w:hyperlink r:id="rId20">
+        <w:r>
+          <w:rPr>
+            <w:rStyle w:val="Hyperlink"/>
+          </w:rPr>
+          <w:t>https://doi.org/10.1890/10-0724.1</w:t>
+        </w:r>
+      </w:hyperlink>
+    </w:p>
+    <w:p>
+      <w:pPr>
+        <w:pStyle w:val="BodyText"/>
+      </w:pPr>
+      <w:r>
+        <w:t xml:space="preserve">Harms, K. E., R. Condit, S. P. Hubbell, and R. B. Foster. 2001. “Habitat Associations of Trees and Shrubs in a 50-Ha Neotropical Forest Plot.” </w:t>
+      </w:r>
+      <w:r>
+        <w:rPr>
+          <w:i/>
+          <w:iCs/>
+        </w:rPr>
+        <w:t>Journal of Ecology</w:t>
+      </w:r>
+      <w:r>
+        <w:t xml:space="preserve"> 89: 947–959. </w:t>
+      </w:r>
+      <w:hyperlink r:id="rId21">
+        <w:r>
+          <w:rPr>
+            <w:rStyle w:val="Hyperlink"/>
+          </w:rPr>
+          <w:t>https://doi.org/10.1046/j.0022-0477.2001.00615.x</w:t>
+        </w:r>
+      </w:hyperlink>
+    </w:p>
+    <w:p>
+      <w:pPr>
+        <w:pStyle w:val="BodyText"/>
+      </w:pPr>
+      <w:r>
+        <w:t xml:space="preserve">Hubbell, S. P., R. Condit, and R. B. Foster. 1990. “Presence and Absence of Density Dependence in a Neotropical Tree Community.” </w:t>
+      </w:r>
+      <w:r>
+        <w:rPr>
+          <w:i/>
+          <w:iCs/>
+        </w:rPr>
+        <w:t>Philosophical Transactions of the Royal Society of London, Series B</w:t>
+      </w:r>
+      <w:r>
+        <w:t xml:space="preserve"> 330: 269–281. </w:t>
+      </w:r>
+      <w:hyperlink r:id="rId22">
+        <w:r>
+          <w:rPr>
+            <w:rStyle w:val="Hyperlink"/>
+          </w:rPr>
+          <w:t>https://doi.org/10.1098/rstb.1990.0198</w:t>
+        </w:r>
+      </w:hyperlink>
+    </w:p>
+    <w:p>
+      <w:pPr>
+        <w:pStyle w:val="BodyText"/>
+      </w:pPr>
+      <w:r>
+        <w:lastRenderedPageBreak/>
+        <w:t xml:space="preserve">Hubbell, S. P., and R. B. Foster. 1983. “Diversity of Canopy Trees in a Neotropical Forest and Implications for Conservation.” In </w:t>
+      </w:r>
+      <w:r>
+        <w:rPr>
+          <w:i/>
+          <w:iCs/>
+        </w:rPr>
+        <w:t>Tropical Rain Forest: Ecology and Management</w:t>
+      </w:r>
+      <w:r>
+        <w:t>, edited by S. L. Sutton, T. C. Whitmore, and A. C. Chadwick, 25–41. Oxford: Blackwell Scientific Publications.</w:t>
+      </w:r>
+    </w:p>
+    <w:p>
+      <w:pPr>
+        <w:pStyle w:val="BodyText"/>
+      </w:pPr>
+      <w:r>
+        <w:t xml:space="preserve">Hubbell, S. P., R. B. Foster, S. T. O’Brien, K. E. Harms, R. Condit, B. Wechsler, S. J. Wright, and S. Loo de Lao. 1999. “Light-Gap Disturbances, Recruitment Limitation, and Tree Diversity in a Neotropical Forest.” </w:t>
+      </w:r>
+      <w:r>
+        <w:rPr>
+          <w:i/>
+          <w:iCs/>
+        </w:rPr>
+        <w:t>Science</w:t>
+      </w:r>
+      <w:r>
+        <w:t xml:space="preserve"> 283: 554–557. </w:t>
+      </w:r>
+      <w:hyperlink r:id="rId23">
+        <w:r>
+          <w:rPr>
+            <w:rStyle w:val="Hyperlink"/>
+          </w:rPr>
+          <w:t>https://doi.org/10.1126/science.283.5401.554</w:t>
+        </w:r>
+      </w:hyperlink>
+    </w:p>
+    <w:p>
+      <w:pPr>
+        <w:pStyle w:val="BodyText"/>
+      </w:pPr>
+      <w:r>
+        <w:t xml:space="preserve">Hubbell, S. P., R. B. Foster, and I. Rubinoff. 2024. “Early History of the Barro Colorado Island Forest Dynamics Project.” In </w:t>
+      </w:r>
+      <w:r>
+        <w:rPr>
+          <w:i/>
+          <w:iCs/>
+        </w:rPr>
+        <w:t>The First 100 Years of Research on Barro Colorado: Plant and Ecosystem Science</w:t>
+      </w:r>
+      <w:r>
+        <w:t xml:space="preserve">, edited by H. C. Muller-Landau and S. J. Wright. Washington, DC: Smithsonian Institution Scholarly Press. </w:t>
+      </w:r>
+      <w:hyperlink r:id="rId24">
+        <w:r>
+          <w:rPr>
+            <w:rStyle w:val="Hyperlink"/>
+          </w:rPr>
+          <w:t>https://doi.org/10.5479/si.26809612</w:t>
+        </w:r>
+      </w:hyperlink>
+    </w:p>
+    <w:p>
+      <w:pPr>
+        <w:pStyle w:val="BodyText"/>
+      </w:pPr>
+      <w:r>
+        <w:t>Kindt, R. 2020. “</w:t>
+      </w:r>
+      <w:proofErr w:type="spellStart"/>
+      <w:r>
+        <w:t>WorldFlora</w:t>
+      </w:r>
+      <w:proofErr w:type="spellEnd"/>
+      <w:r>
+        <w:t xml:space="preserve">: An R Package for Exact and Fuzzy Matching of Plant Names against the World Flora Online Taxonomic Backbone Data.” </w:t>
+      </w:r>
+      <w:r>
+        <w:rPr>
+          <w:i/>
+          <w:iCs/>
+        </w:rPr>
+        <w:t>Applications in Plant Sciences</w:t>
+      </w:r>
+      <w:r>
+        <w:t xml:space="preserve"> 8: e11388. </w:t>
+      </w:r>
+      <w:hyperlink r:id="rId25">
+        <w:r>
+          <w:rPr>
+            <w:rStyle w:val="Hyperlink"/>
+          </w:rPr>
+          <w:t>https://doi.org/10.1002/aps3.11388</w:t>
+        </w:r>
+      </w:hyperlink>
+    </w:p>
+    <w:p>
+      <w:pPr>
+        <w:pStyle w:val="BodyText"/>
+      </w:pPr>
+      <w:r>
+        <w:t xml:space="preserve">Leigh, E. G., Jr. 1999. </w:t>
+      </w:r>
+      <w:r>
+        <w:rPr>
+          <w:i/>
+          <w:iCs/>
+        </w:rPr>
+        <w:t>Tropical Forest Ecology: A View from Barro Colorado Island</w:t>
+      </w:r>
+      <w:r>
+        <w:t>. New York: Oxford University Press.</w:t>
+      </w:r>
+    </w:p>
+    <w:p>
+      <w:pPr>
+        <w:pStyle w:val="BodyText"/>
+      </w:pPr>
+      <w:r>
+        <w:t xml:space="preserve">Muller-Landau, H. C., and S. J. Wright, eds. 2024. </w:t>
+      </w:r>
+      <w:r>
+        <w:rPr>
+          <w:i/>
+          <w:iCs/>
+        </w:rPr>
+        <w:t>The First 100 Years of Research on Barro Colorado: Plant and Ecosystem Science</w:t>
+      </w:r>
+      <w:r>
+        <w:t xml:space="preserve">. 2 vols. Washington, DC: Smithsonian Institution Scholarly Press. </w:t>
+      </w:r>
+      <w:hyperlink r:id="rId26">
+        <w:r>
+          <w:rPr>
+            <w:rStyle w:val="Hyperlink"/>
+          </w:rPr>
+          <w:t>https://doi.org/10.5479/si.26048527</w:t>
+        </w:r>
+      </w:hyperlink>
+    </w:p>
+    <w:p>
+      <w:pPr>
+        <w:pStyle w:val="BodyText"/>
+      </w:pPr>
+      <w:r>
+        <w:t xml:space="preserve">Paton, S. 2026. “Monthly </w:t>
+      </w:r>
+      <w:proofErr w:type="spellStart"/>
+      <w:r>
+        <w:t>Summary_BCI</w:t>
+      </w:r>
+      <w:proofErr w:type="spellEnd"/>
+      <w:r>
+        <w:t xml:space="preserve">, Horizontal.” Smithsonian Tropical Research Institute, Physical Monitoring Program. Smithsonian Research Data Repository. </w:t>
+      </w:r>
+      <w:hyperlink r:id="rId27">
+        <w:r>
+          <w:rPr>
+            <w:rStyle w:val="Hyperlink"/>
+          </w:rPr>
+          <w:t>https://doi.org/10.60635/C3992K</w:t>
+        </w:r>
+      </w:hyperlink>
+    </w:p>
+    <w:p>
+      <w:pPr>
+        <w:pStyle w:val="BodyText"/>
+      </w:pPr>
+      <w:proofErr w:type="spellStart"/>
+      <w:r>
+        <w:t>Piponiot</w:t>
+      </w:r>
+      <w:proofErr w:type="spellEnd"/>
+      <w:r>
+        <w:t xml:space="preserve">, C., K. J. Anderson-Teixeira, S. J. Davies, D. Allen, N. A. Bourg, D. F. R. P. </w:t>
+      </w:r>
+      <w:proofErr w:type="spellStart"/>
+      <w:r>
+        <w:t>Burslem</w:t>
+      </w:r>
+      <w:proofErr w:type="spellEnd"/>
+      <w:r>
+        <w:t xml:space="preserve">, D. Cárdenas, et al. 2022. “Distribution of Biomass Dynamics in Relation to Tree Size in Forests across the World.” </w:t>
+      </w:r>
+      <w:r>
+        <w:rPr>
+          <w:i/>
+          <w:iCs/>
+        </w:rPr>
+        <w:t>New Phytologist</w:t>
+      </w:r>
+      <w:r>
+        <w:t xml:space="preserve"> 234: 1664–1677. </w:t>
+      </w:r>
+      <w:hyperlink r:id="rId28">
+        <w:r>
+          <w:rPr>
+            <w:rStyle w:val="Hyperlink"/>
+          </w:rPr>
+          <w:t>https://doi.org/10.1111/nph.17995</w:t>
+        </w:r>
+      </w:hyperlink>
+    </w:p>
+    <w:p>
+      <w:pPr>
+        <w:pStyle w:val="BodyText"/>
+      </w:pPr>
+      <w:proofErr w:type="spellStart"/>
+      <w:r>
+        <w:t>Piponiot</w:t>
+      </w:r>
+      <w:proofErr w:type="spellEnd"/>
+      <w:r>
+        <w:t xml:space="preserve">, C., R. Condit, S. P. Hubbell, R. Pérez, S. Lao, S. Aguilar, and H. C. Muller-Landau. 2024. “Woody Biomass Stocks and Fluxes in the Barro Colorado Island 50-ha Plot.” In </w:t>
+      </w:r>
+      <w:r>
+        <w:rPr>
+          <w:i/>
+          <w:iCs/>
+        </w:rPr>
+        <w:t>The First 100 Years of Research on Barro Colorado: Plant and Ecosystem Science</w:t>
+      </w:r>
+      <w:r>
+        <w:t xml:space="preserve">, edited by H. C. Muller-Landau and S. J. Wright. Washington, DC: Smithsonian Institution Scholarly Press. </w:t>
+      </w:r>
+      <w:hyperlink r:id="rId29">
+        <w:r>
+          <w:rPr>
+            <w:rStyle w:val="Hyperlink"/>
+          </w:rPr>
+          <w:t>https://doi.org/10.5479/si.26882404</w:t>
+        </w:r>
+      </w:hyperlink>
+    </w:p>
+    <w:p>
+      <w:pPr>
+        <w:pStyle w:val="BodyText"/>
+      </w:pPr>
+      <w:proofErr w:type="spellStart"/>
+      <w:r>
+        <w:t>Rüger</w:t>
+      </w:r>
+      <w:proofErr w:type="spellEnd"/>
+      <w:r>
+        <w:t xml:space="preserve">, N., L. S. </w:t>
+      </w:r>
+      <w:proofErr w:type="spellStart"/>
+      <w:r>
+        <w:t>Comita</w:t>
+      </w:r>
+      <w:proofErr w:type="spellEnd"/>
+      <w:r>
+        <w:t xml:space="preserve">, R. Condit, D. Purves, B. Rosenbaum, M. D. Visser, S. J. Wright, and C. Wirth. 2018. “Beyond the Fast–Slow Continuum: Demographic Dimensions Structuring a Tropical Tree Community.” </w:t>
+      </w:r>
+      <w:r>
+        <w:rPr>
+          <w:i/>
+          <w:iCs/>
+        </w:rPr>
+        <w:t>Ecology Letters</w:t>
+      </w:r>
+      <w:r>
+        <w:t xml:space="preserve"> 21: 1075–1084. </w:t>
+      </w:r>
+      <w:hyperlink r:id="rId30">
+        <w:r>
+          <w:rPr>
+            <w:rStyle w:val="Hyperlink"/>
+          </w:rPr>
+          <w:t>https://doi.org/10.1111/ele.12974</w:t>
+        </w:r>
+      </w:hyperlink>
+    </w:p>
+    <w:p>
+      <w:pPr>
+        <w:pStyle w:val="BodyText"/>
+      </w:pPr>
+      <w:proofErr w:type="spellStart"/>
+      <w:r>
+        <w:t>Rüger</w:t>
+      </w:r>
+      <w:proofErr w:type="spellEnd"/>
+      <w:r>
+        <w:t xml:space="preserve">, N., R. Condit, D. H. Dent, S. J. DeWalt, S. P. Hubbell, J. W. Lichstein, O. R. Lopez, C. Wirth, and C. E. Farrior. 2020. “Demographic Trade-Offs Predict Tropical Forest Dynamics.” </w:t>
+      </w:r>
+      <w:r>
+        <w:rPr>
+          <w:i/>
+          <w:iCs/>
+        </w:rPr>
+        <w:t>Science</w:t>
+      </w:r>
+      <w:r>
+        <w:t xml:space="preserve"> 368: 165–168. </w:t>
+      </w:r>
+      <w:hyperlink r:id="rId31">
+        <w:r>
+          <w:rPr>
+            <w:rStyle w:val="Hyperlink"/>
+          </w:rPr>
+          <w:t>https://doi.org/10.1126/science.aaz4797</w:t>
+        </w:r>
+      </w:hyperlink>
+    </w:p>
+    <w:p>
+      <w:pPr>
+        <w:pStyle w:val="BodyText"/>
+      </w:pPr>
+      <w:r>
+        <w:t xml:space="preserve">Rutishauser, E., S. J. Wright, R. Condit, S. P. Hubbell, S. J. Davies, and H. C. Muller-Landau. 2020. “Testing for Changes in Biomass Dynamics in Large-Scale Forest Datasets.” </w:t>
+      </w:r>
+      <w:r>
+        <w:rPr>
+          <w:i/>
+          <w:iCs/>
+        </w:rPr>
+        <w:t>Global Change Biology</w:t>
+      </w:r>
+      <w:r>
+        <w:t xml:space="preserve"> 26: 1485–1498. </w:t>
+      </w:r>
+      <w:hyperlink r:id="rId32">
+        <w:r>
+          <w:rPr>
+            <w:rStyle w:val="Hyperlink"/>
+          </w:rPr>
+          <w:t>https://doi.org/10.1111/gcb.14833</w:t>
+        </w:r>
+      </w:hyperlink>
+    </w:p>
+    <w:p>
+      <w:pPr>
+        <w:pStyle w:val="BodyText"/>
+      </w:pPr>
+      <w:r>
+        <w:t xml:space="preserve">WFO (World Flora Online Consortium). 2026. “World Flora Online Plant List, June 2026” (version 2026-06). Zenodo. </w:t>
+      </w:r>
+      <w:hyperlink r:id="rId33">
+        <w:r>
+          <w:rPr>
+            <w:rStyle w:val="Hyperlink"/>
+          </w:rPr>
+          <w:t>https://doi.org/10.5281/zenodo.20782718</w:t>
+        </w:r>
+      </w:hyperlink>
+    </w:p>
+    <w:p/>
     <w:sectPr>
       <w:pgSz w:w="12240" w:h="15840"/>
       <w:pgMar w:top="1080" w:right="1080" w:bottom="1080" w:left="1080" w:header="720" w:footer="720" w:gutter="0"/>
@@ -1419,7 +2136,7 @@
 </file>
 
 <file path=word/numbering.xml><?xml version="1.0" encoding="utf-8"?>
-<w:numbering xmlns:wpc="http://schemas.microsoft.com/office/word/2010/wordprocessingCanvas" xmlns:cx="http://schemas.microsoft.com/office/drawing/2014/chartex" xmlns:cx1="http://schemas.microsoft.com/office/drawing/2015/9/8/chartex" xmlns:cx2="http://schemas.microsoft.com/office/drawing/2015/10/21/chartex" xmlns:cx3="http://schemas.microsoft.com/office/drawing/2016/5/9/chartex" xmlns:cx4="http://schemas.microsoft.com/office/drawing/2016/5/10/chartex" xmlns:cx5="http://schemas.microsoft.com/office/drawing/2016/5/11/chartex" xmlns:cx6="http://schemas.microsoft.com/office/drawing/2016/5/12/chartex" xmlns:cx7="http://schemas.microsoft.com/office/drawing/2016/5/13/chartex" xmlns:cx8="http://schemas.microsoft.com/office/drawing/2016/5/14/chartex" xmlns:mc="http://schemas.openxmlformats.org/markup-compatibility/2006" xmlns:aink="http://schemas.microsoft.com/office/drawing/2016/ink" xmlns:am3d="http://schemas.microsoft.com/office/drawing/2017/model3d" xmlns:o="urn:schemas-microsoft-com:office:office" xmlns:oel="http://schemas.microsoft.com/office/2019/extlst" xmlns:r="http://schemas.openxmlformats.org/officeDocument/2006/relationships" xmlns:m="http://schemas.openxmlformats.org/officeDocument/2006/math" xmlns:v="urn:schemas-microsoft-com:vml" xmlns:wp14="http://schemas.microsoft.com/office/word/2010/wordprocessingDrawing" xmlns:wp="http://schemas.openxmlformats.org/drawingml/2006/wordprocessingDrawing" xmlns:w10="urn:schemas-microsoft-com:office:word" xmlns:w="http://schemas.openxmlformats.org/wordprocessingml/2006/main" xmlns:w14="http://schemas.microsoft.com/office/word/2010/wordml" xmlns:w15="http://schemas.microsoft.com/office/word/2012/wordml" xmlns:w16cex="http://schemas.microsoft.com/office/word/2018/wordml/cex" xmlns:w16cid="http://schemas.microsoft.com/office/word/2016/wordml/cid" xmlns:w16="http://schemas.microsoft.com/office/word/2018/wordml" xmlns:w16du="http://schemas.microsoft.com/office/word/2023/wordml/word16du" xmlns:w16sdtdh="http://schemas.microsoft.com/office/word/2020/wordml/sdtdatahash" xmlns:w16sdtfl="http://schemas.microsoft.com/office/word/2024/wordml/sdtformatlock" xmlns:w16se="http://schemas.microsoft.com/office/word/2015/wordml/symex" xmlns:wpg="http://schemas.microsoft.com/office/word/2010/wordprocessingGroup" xmlns:wpi="http://schemas.microsoft.com/office/word/2010/wordprocessingInk" xmlns:wne="http://schemas.microsoft.com/office/word/2006/wordml" xmlns:wps="http://schemas.microsoft.com/office/word/2010/wordprocessingShape" mc:Ignorable="w14 w15 w16se w16cid w16 w16cex w16sdtdh w16sdtfl w16du wp14">
+<w:numbering xmlns:wpc="http://schemas.microsoft.com/office/word/2010/wordprocessingCanvas" xmlns:cx="http://schemas.microsoft.com/office/drawing/2014/chartex" xmlns:cx1="http://schemas.microsoft.com/office/drawing/2015/9/8/chartex" xmlns:cx2="http://schemas.microsoft.com/office/drawing/2015/10/21/chartex" xmlns:cx3="http://schemas.microsoft.com/office/drawing/2016/5/9/chartex" xmlns:cx4="http://schemas.microsoft.com/office/drawing/2016/5/10/chartex" xmlns:cx5="http://schemas.microsoft.com/office/drawing/2016/5/11/chartex" xmlns:cx6="http://schemas.microsoft.com/office/drawing/2016/5/12/chartex" xmlns:cx7="http://schemas.microsoft.com/office/drawing/2016/5/13/chartex" xmlns:cx8="http://schemas.microsoft.com/office/drawing/2016/5/14/chartex" xmlns:mc="http://schemas.openxmlformats.org/markup-compatibility/2006" xmlns:m="http://schemas.openxmlformats.org/officeDocument/2006/math" xmlns:aink="http://schemas.microsoft.com/office/drawing/2016/ink" xmlns:am3d="http://schemas.microsoft.com/office/drawing/2017/model3d" xmlns:oel="http://schemas.microsoft.com/office/2019/extlst" xmlns:r="http://schemas.openxmlformats.org/officeDocument/2006/relationships" xmlns:wp14="http://schemas.microsoft.com/office/word/2010/wordprocessingDrawing" xmlns:wp="http://schemas.openxmlformats.org/drawingml/2006/wordprocessingDrawing" xmlns:wpg="http://schemas.microsoft.com/office/word/2010/wordprocessingGroup" xmlns:wpi="http://schemas.microsoft.com/office/word/2010/wordprocessingInk" xmlns:wps="http://schemas.microsoft.com/office/word/2010/wordprocessingShape" xmlns:o="urn:schemas-microsoft-com:office:office" xmlns:v="urn:schemas-microsoft-com:vml" xmlns:w10="urn:schemas-microsoft-com:office:word" xmlns:w="http://schemas.openxmlformats.org/wordprocessingml/2006/main" xmlns:w14="http://schemas.microsoft.com/office/word/2010/wordml" xmlns:w15="http://schemas.microsoft.com/office/word/2012/wordml" xmlns:w16cex="http://schemas.microsoft.com/office/word/2018/wordml/cex" xmlns:w16cid="http://schemas.microsoft.com/office/word/2016/wordml/cid" xmlns:w16="http://schemas.microsoft.com/office/word/2018/wordml" xmlns:w16sdtdh="http://schemas.microsoft.com/office/word/2020/wordml/sdtdatahash" xmlns:w16sdtfl="http://schemas.microsoft.com/office/word/2024/wordml/sdtformatlock" xmlns:w16se="http://schemas.microsoft.com/office/word/2015/wordml/symex" xmlns:w16du="http://schemas.microsoft.com/office/word/2023/wordml/word16du" xmlns:wne="http://schemas.microsoft.com/office/word/2006/wordml" mc:Ignorable="w14 w15 w16se w16cid w16 w16cex w16sdtdh w16sdtfl w16du wp14">
   <w:abstractNum w:abstractNumId="0" w15:restartNumberingAfterBreak="0">
     <w:nsid w:val="240803F0"/>
     <w:multiLevelType w:val="multilevel"/>
@@ -1540,7 +2257,7 @@
 </file>
 
 <file path=word/styles.xml><?xml version="1.0" encoding="utf-8"?>
-<w:styles xmlns:mc="http://schemas.openxmlformats.org/markup-compatibility/2006" xmlns:r="http://schemas.openxmlformats.org/officeDocument/2006/relationships" xmlns:w="http://schemas.openxmlformats.org/wordprocessingml/2006/main" xmlns:w14="http://schemas.microsoft.com/office/word/2010/wordml" xmlns:w15="http://schemas.microsoft.com/office/word/2012/wordml" xmlns:w16cex="http://schemas.microsoft.com/office/word/2018/wordml/cex" xmlns:w16cid="http://schemas.microsoft.com/office/word/2016/wordml/cid" xmlns:w16="http://schemas.microsoft.com/office/word/2018/wordml" xmlns:w16du="http://schemas.microsoft.com/office/word/2023/wordml/word16du" xmlns:w16sdtdh="http://schemas.microsoft.com/office/word/2020/wordml/sdtdatahash" xmlns:w16sdtfl="http://schemas.microsoft.com/office/word/2024/wordml/sdtformatlock" xmlns:w16se="http://schemas.microsoft.com/office/word/2015/wordml/symex" mc:Ignorable="w14 w15 w16se w16cid w16 w16cex w16sdtdh w16sdtfl w16du">
+<w:styles xmlns:mc="http://schemas.openxmlformats.org/markup-compatibility/2006" xmlns:r="http://schemas.openxmlformats.org/officeDocument/2006/relationships" xmlns:w="http://schemas.openxmlformats.org/wordprocessingml/2006/main" xmlns:w14="http://schemas.microsoft.com/office/word/2010/wordml" xmlns:w15="http://schemas.microsoft.com/office/word/2012/wordml" xmlns:w16cex="http://schemas.microsoft.com/office/word/2018/wordml/cex" xmlns:w16cid="http://schemas.microsoft.com/office/word/2016/wordml/cid" xmlns:w16="http://schemas.microsoft.com/office/word/2018/wordml" xmlns:w16sdtdh="http://schemas.microsoft.com/office/word/2020/wordml/sdtdatahash" xmlns:w16sdtfl="http://schemas.microsoft.com/office/word/2024/wordml/sdtformatlock" xmlns:w16se="http://schemas.microsoft.com/office/word/2015/wordml/symex" xmlns:w16du="http://schemas.microsoft.com/office/word/2023/wordml/word16du" mc:Ignorable="w14 w15 w16se w16cid w16 w16cex w16sdtdh w16sdtfl w16du">
   <w:docDefaults>
     <w:rPrDefault>
       <w:rPr>
@@ -1623,7 +2340,7 @@
     <w:lsdException w:name="Closing" w:semiHidden="1" w:unhideWhenUsed="1"/>
     <w:lsdException w:name="Signature" w:semiHidden="1" w:unhideWhenUsed="1"/>
     <w:lsdException w:name="Default Paragraph Font" w:semiHidden="1" w:uiPriority="1" w:unhideWhenUsed="1"/>
-    <w:lsdException w:name="Body Text" w:semiHidden="1" w:unhideWhenUsed="1"/>
+    <w:lsdException w:name="Body Text" w:semiHidden="1" w:uiPriority="0" w:unhideWhenUsed="1" w:qFormat="1"/>
     <w:lsdException w:name="Body Text Indent" w:semiHidden="1" w:unhideWhenUsed="1"/>
     <w:lsdException w:name="List Continue" w:semiHidden="1" w:unhideWhenUsed="1"/>
     <w:lsdException w:name="List Continue 2" w:semiHidden="1" w:unhideWhenUsed="1"/>
@@ -2209,6 +2926,35 @@
       <w:shd w:val="clear" w:color="auto" w:fill="E1DFDD"/>
     </w:rPr>
   </w:style>
+  <w:style w:type="paragraph" w:styleId="BodyText">
+    <w:name w:val="Body Text"/>
+    <w:basedOn w:val="Normal"/>
+    <w:link w:val="BodyTextChar"/>
+    <w:qFormat/>
+    <w:rsid w:val="00824C29"/>
+    <w:pPr>
+      <w:spacing w:after="120"/>
+    </w:pPr>
+    <w:rPr>
+      <w:lang w:val="en-US" w:eastAsia="zh-CN"/>
+    </w:rPr>
+  </w:style>
+  <w:style w:type="character" w:customStyle="1" w:styleId="BodyTextChar">
+    <w:name w:val="Body Text Char"/>
+    <w:basedOn w:val="DefaultParagraphFont"/>
+    <w:link w:val="BodyText"/>
+    <w:rsid w:val="00824C29"/>
+    <w:rPr>
+      <w:lang w:val="en-US" w:eastAsia="zh-CN"/>
+    </w:rPr>
+  </w:style>
+  <w:style w:type="paragraph" w:customStyle="1" w:styleId="FirstParagraph">
+    <w:name w:val="First Paragraph"/>
+    <w:basedOn w:val="BodyText"/>
+    <w:next w:val="BodyText"/>
+    <w:qFormat/>
+    <w:rsid w:val="00824C29"/>
+  </w:style>
 </w:styles>
 </file>
 
@@ -2768,18 +3514,18 @@
 </file>
 
 <file path=customXml/item2.xml><?xml version="1.0" encoding="utf-8"?>
+<p:properties xmlns:p="http://schemas.microsoft.com/office/2006/metadata/properties" xmlns:xsi="http://www.w3.org/2001/XMLSchema-instance" xmlns:pc="http://schemas.microsoft.com/office/infopath/2007/PartnerControls">
+  <documentManagement/>
+</p:properties>
+</file>
+
+<file path=customXml/item3.xml><?xml version="1.0" encoding="utf-8"?>
 <?mso-contentType ?>
 <FormTemplates xmlns="http://schemas.microsoft.com/sharepoint/v3/contenttype/forms">
   <Display>DocumentLibraryForm</Display>
   <Edit>DocumentLibraryForm</Edit>
   <New>DocumentLibraryForm</New>
 </FormTemplates>
-</file>
-
-<file path=customXml/item3.xml><?xml version="1.0" encoding="utf-8"?>
-<p:properties xmlns:p="http://schemas.microsoft.com/office/2006/metadata/properties" xmlns:xsi="http://www.w3.org/2001/XMLSchema-instance" xmlns:pc="http://schemas.microsoft.com/office/infopath/2007/PartnerControls">
-  <documentManagement/>
-</p:properties>
 </file>
 
 <file path=customXml/itemProps1.xml><?xml version="1.0" encoding="utf-8"?>
@@ -2802,18 +3548,18 @@
 </file>
 
 <file path=customXml/itemProps2.xml><?xml version="1.0" encoding="utf-8"?>
-<ds:datastoreItem xmlns:ds="http://schemas.openxmlformats.org/officeDocument/2006/customXml" ds:itemID="{37B952C4-A77A-4E91-9406-372FC7A167C0}">
-  <ds:schemaRefs>
-    <ds:schemaRef ds:uri="http://schemas.microsoft.com/sharepoint/v3/contenttype/forms"/>
-  </ds:schemaRefs>
-</ds:datastoreItem>
-</file>
-
-<file path=customXml/itemProps3.xml><?xml version="1.0" encoding="utf-8"?>
 <ds:datastoreItem xmlns:ds="http://schemas.openxmlformats.org/officeDocument/2006/customXml" ds:itemID="{67A78455-8F84-4474-BBA8-098578ECA039}">
   <ds:schemaRefs>
     <ds:schemaRef ds:uri="http://schemas.microsoft.com/office/2006/metadata/properties"/>
     <ds:schemaRef ds:uri="http://schemas.microsoft.com/office/infopath/2007/PartnerControls"/>
   </ds:schemaRefs>
 </ds:datastoreItem>
+</file>
+
+<file path=customXml/itemProps3.xml><?xml version="1.0" encoding="utf-8"?>
+<ds:datastoreItem xmlns:ds="http://schemas.openxmlformats.org/officeDocument/2006/customXml" ds:itemID="{37B952C4-A77A-4E91-9406-372FC7A167C0}">
+  <ds:schemaRefs>
+    <ds:schemaRef ds:uri="http://schemas.microsoft.com/sharepoint/v3/contenttype/forms"/>
+  </ds:schemaRefs>
+</ds:datastoreItem>
 </file>